--- a/Manual Testing/13x/Manual Testing MasterClass Part2.docx
+++ b/Manual Testing/13x/Manual Testing MasterClass Part2.docx
@@ -709,7 +709,21 @@
         <w:sym w:font="Wingdings" w:char="F0E0"/>
       </w:r>
       <w:r>
-        <w:t>SDLC is a process used by software industry to design, develop and test high quality software to release to end users</w:t>
+        <w:t xml:space="preserve">SDLC is a process used by software industry to design, develop and test high quality software to release </w:t>
+      </w:r>
+      <w:r>
+        <w:t xml:space="preserve">it </w:t>
+      </w:r>
+      <w:proofErr w:type="spellStart"/>
+      <w:r>
+        <w:t>z</w:t>
+      </w:r>
+      <w:r>
+        <w:t>to</w:t>
+      </w:r>
+      <w:proofErr w:type="spellEnd"/>
+      <w:r>
+        <w:t xml:space="preserve"> end users</w:t>
       </w:r>
     </w:p>
     <w:p>
